--- a/manuscript/SG_DIFRA_REVISED.docx
+++ b/manuscript/SG_DIFRA_REVISED.docx
@@ -4096,7 +4096,13 @@
             <m:rPr>
               <m:sty m:val="p"/>
             </m:rPr>
-            <m:t>Im</m:t>
+            <m:t>I</m:t>
+          </m:r>
+          <m:r>
+            <m:rPr>
+              <m:sty m:val="p"/>
+            </m:rPr>
+            <m:t>m</m:t>
           </m:r>
           <m:d>
             <m:dPr>
@@ -4323,9 +4329,156 @@
       <w:r>
         <w:t xml:space="preserve"> </w:t>
       </w:r>
-      <w:r>
-        <w:t xml:space="preserve">$(n,k,d,r,m,M,u,N,\nu,\ell,\kappa_F,T_{\rm rep})$</w:t>
-      </w:r>
+      <m:oMath>
+        <m:d>
+          <m:dPr>
+            <m:begChr m:val="("/>
+            <m:endChr m:val=")"/>
+            <m:sepChr m:val=""/>
+            <m:grow/>
+          </m:dPr>
+          <m:e>
+            <m:r>
+              <m:t>n</m:t>
+            </m:r>
+            <m:r>
+              <m:rPr>
+                <m:sty m:val="p"/>
+              </m:rPr>
+              <m:t>,</m:t>
+            </m:r>
+            <m:r>
+              <m:t>k</m:t>
+            </m:r>
+            <m:r>
+              <m:rPr>
+                <m:sty m:val="p"/>
+              </m:rPr>
+              <m:t>,</m:t>
+            </m:r>
+            <m:r>
+              <m:t>d</m:t>
+            </m:r>
+            <m:r>
+              <m:rPr>
+                <m:sty m:val="p"/>
+              </m:rPr>
+              <m:t>,</m:t>
+            </m:r>
+            <m:r>
+              <m:t>r</m:t>
+            </m:r>
+            <m:r>
+              <m:rPr>
+                <m:sty m:val="p"/>
+              </m:rPr>
+              <m:t>,</m:t>
+            </m:r>
+            <m:r>
+              <m:t>m</m:t>
+            </m:r>
+            <m:r>
+              <m:rPr>
+                <m:sty m:val="p"/>
+              </m:rPr>
+              <m:t>,</m:t>
+            </m:r>
+            <m:r>
+              <m:t>M</m:t>
+            </m:r>
+            <m:r>
+              <m:rPr>
+                <m:sty m:val="p"/>
+              </m:rPr>
+              <m:t>,</m:t>
+            </m:r>
+            <m:r>
+              <m:t>u</m:t>
+            </m:r>
+            <m:r>
+              <m:rPr>
+                <m:sty m:val="p"/>
+              </m:rPr>
+              <m:t>,</m:t>
+            </m:r>
+            <m:r>
+              <m:t>N</m:t>
+            </m:r>
+            <m:r>
+              <m:rPr>
+                <m:sty m:val="p"/>
+              </m:rPr>
+              <m:t>,</m:t>
+            </m:r>
+            <m:r>
+              <m:t>ν</m:t>
+            </m:r>
+            <m:r>
+              <m:rPr>
+                <m:sty m:val="p"/>
+              </m:rPr>
+              <m:t>,</m:t>
+            </m:r>
+            <m:r>
+              <m:rPr>
+                <m:sty m:val="p"/>
+              </m:rPr>
+              <m:t>ℓ</m:t>
+            </m:r>
+            <m:r>
+              <m:rPr>
+                <m:sty m:val="p"/>
+              </m:rPr>
+              <m:t>,</m:t>
+            </m:r>
+            <m:sSub>
+              <m:e>
+                <m:r>
+                  <m:t>κ</m:t>
+                </m:r>
+              </m:e>
+              <m:sub>
+                <m:r>
+                  <m:t>F</m:t>
+                </m:r>
+              </m:sub>
+            </m:sSub>
+            <m:r>
+              <m:rPr>
+                <m:sty m:val="p"/>
+              </m:rPr>
+              <m:t>,</m:t>
+            </m:r>
+            <m:sSub>
+              <m:e>
+                <m:r>
+                  <m:t>T</m:t>
+                </m:r>
+              </m:e>
+              <m:sub>
+                <m:r>
+                  <m:rPr>
+                    <m:sty m:val="p"/>
+                  </m:rPr>
+                  <m:t>r</m:t>
+                </m:r>
+                <m:r>
+                  <m:rPr>
+                    <m:sty m:val="p"/>
+                  </m:rPr>
+                  <m:t>e</m:t>
+                </m:r>
+                <m:r>
+                  <m:rPr>
+                    <m:sty m:val="p"/>
+                  </m:rPr>
+                  <m:t>p</m:t>
+                </m:r>
+              </m:sub>
+            </m:sSub>
+          </m:e>
+        </m:d>
+      </m:oMath>
       <w:r>
         <w:t xml:space="preserve"> </w:t>
       </w:r>
@@ -5777,11 +5930,86 @@
       <w:pPr>
         <w:pStyle w:val="BodyText"/>
       </w:pPr>
-      <w:r>
-        <w:t xml:space="preserve">$$
-t_{\rm dec}=\left\lfloor\frac{M-u}{2}\right\rfloor.
-$$</w:t>
-      </w:r>
+      <m:oMathPara>
+        <m:oMathParaPr>
+          <m:jc m:val="center"/>
+        </m:oMathParaPr>
+        <m:oMath>
+          <m:sSub>
+            <m:e>
+              <m:r>
+                <m:t>t</m:t>
+              </m:r>
+            </m:e>
+            <m:sub>
+              <m:r>
+                <m:rPr>
+                  <m:sty m:val="p"/>
+                </m:rPr>
+                <m:t>d</m:t>
+              </m:r>
+              <m:r>
+                <m:rPr>
+                  <m:sty m:val="p"/>
+                </m:rPr>
+                <m:t>e</m:t>
+              </m:r>
+              <m:r>
+                <m:rPr>
+                  <m:sty m:val="p"/>
+                </m:rPr>
+                <m:t>c</m:t>
+              </m:r>
+            </m:sub>
+          </m:sSub>
+          <m:r>
+            <m:rPr>
+              <m:sty m:val="p"/>
+            </m:rPr>
+            <m:t>=</m:t>
+          </m:r>
+          <m:d>
+            <m:dPr>
+              <m:begChr m:val="⌊"/>
+              <m:endChr m:val="⌋"/>
+              <m:sepChr m:val=""/>
+              <m:grow/>
+            </m:dPr>
+            <m:e>
+              <m:f>
+                <m:fPr>
+                  <m:type m:val="bar"/>
+                </m:fPr>
+                <m:num>
+                  <m:r>
+                    <m:t>M</m:t>
+                  </m:r>
+                  <m:r>
+                    <m:rPr>
+                      <m:sty m:val="p"/>
+                    </m:rPr>
+                    <m:t>−</m:t>
+                  </m:r>
+                  <m:r>
+                    <m:t>u</m:t>
+                  </m:r>
+                </m:num>
+                <m:den>
+                  <m:r>
+                    <m:t>2</m:t>
+                  </m:r>
+                </m:den>
+              </m:f>
+            </m:e>
+          </m:d>
+          <m:r>
+            <m:rPr>
+              <m:sty m:val="p"/>
+            </m:rPr>
+            <m:t>.</m:t>
+          </m:r>
+        </m:oMath>
+      </m:oMathPara>
     </w:p>
     <w:p>
       <w:pPr>
@@ -5793,9 +6021,35 @@
       <w:r>
         <w:t xml:space="preserve"> </w:t>
       </w:r>
-      <w:r>
-        <w:t xml:space="preserve">$t_{\rm dec}$</w:t>
-      </w:r>
+      <m:oMath>
+        <m:sSub>
+          <m:e>
+            <m:r>
+              <m:t>t</m:t>
+            </m:r>
+          </m:e>
+          <m:sub>
+            <m:r>
+              <m:rPr>
+                <m:sty m:val="p"/>
+              </m:rPr>
+              <m:t>d</m:t>
+            </m:r>
+            <m:r>
+              <m:rPr>
+                <m:sty m:val="p"/>
+              </m:rPr>
+              <m:t>e</m:t>
+            </m:r>
+            <m:r>
+              <m:rPr>
+                <m:sty m:val="p"/>
+              </m:rPr>
+              <m:t>c</m:t>
+            </m:r>
+          </m:sub>
+        </m:sSub>
+      </m:oMath>
       <w:r>
         <w:t xml:space="preserve"> </w:t>
       </w:r>
@@ -5807,11 +6061,141 @@
       <w:pPr>
         <w:pStyle w:val="BodyText"/>
       </w:pPr>
-      <w:r>
-        <w:t xml:space="preserve">$$
-p_0\le\Pr[\operatorname{Bin}(M,3/16)&gt;t_{\rm dec}].
-$$</w:t>
-      </w:r>
+      <m:oMathPara>
+        <m:oMathParaPr>
+          <m:jc m:val="center"/>
+        </m:oMathParaPr>
+        <m:oMath>
+          <m:sSub>
+            <m:e>
+              <m:r>
+                <m:t>p</m:t>
+              </m:r>
+            </m:e>
+            <m:sub>
+              <m:r>
+                <m:t>0</m:t>
+              </m:r>
+            </m:sub>
+          </m:sSub>
+          <m:r>
+            <m:rPr>
+              <m:sty m:val="p"/>
+            </m:rPr>
+            <m:t>≤</m:t>
+          </m:r>
+          <m:r>
+            <m:rPr>
+              <m:sty m:val="p"/>
+            </m:rPr>
+            <m:t>P</m:t>
+          </m:r>
+          <m:r>
+            <m:rPr>
+              <m:sty m:val="p"/>
+            </m:rPr>
+            <m:t>r</m:t>
+          </m:r>
+          <m:d>
+            <m:dPr>
+              <m:begChr m:val="["/>
+              <m:endChr m:val="]"/>
+              <m:sepChr m:val=""/>
+              <m:grow/>
+            </m:dPr>
+            <m:e>
+              <m:r>
+                <m:rPr>
+                  <m:sty m:val="p"/>
+                </m:rPr>
+                <m:t>B</m:t>
+              </m:r>
+              <m:r>
+                <m:rPr>
+                  <m:sty m:val="p"/>
+                </m:rPr>
+                <m:t>i</m:t>
+              </m:r>
+              <m:r>
+                <m:rPr>
+                  <m:sty m:val="p"/>
+                </m:rPr>
+                <m:t>n</m:t>
+              </m:r>
+              <m:d>
+                <m:dPr>
+                  <m:begChr m:val="("/>
+                  <m:endChr m:val=")"/>
+                  <m:sepChr m:val=""/>
+                  <m:grow/>
+                </m:dPr>
+                <m:e>
+                  <m:r>
+                    <m:t>M</m:t>
+                  </m:r>
+                  <m:r>
+                    <m:rPr>
+                      <m:sty m:val="p"/>
+                    </m:rPr>
+                    <m:t>,</m:t>
+                  </m:r>
+                  <m:r>
+                    <m:t>3</m:t>
+                  </m:r>
+                  <m:r>
+                    <m:rPr>
+                      <m:sty m:val="p"/>
+                    </m:rPr>
+                    <m:t>/</m:t>
+                  </m:r>
+                  <m:r>
+                    <m:t>16</m:t>
+                  </m:r>
+                </m:e>
+              </m:d>
+              <m:r>
+                <m:rPr>
+                  <m:sty m:val="p"/>
+                </m:rPr>
+                <m:t>&gt;</m:t>
+              </m:r>
+              <m:sSub>
+                <m:e>
+                  <m:r>
+                    <m:t>t</m:t>
+                  </m:r>
+                </m:e>
+                <m:sub>
+                  <m:r>
+                    <m:rPr>
+                      <m:sty m:val="p"/>
+                    </m:rPr>
+                    <m:t>d</m:t>
+                  </m:r>
+                  <m:r>
+                    <m:rPr>
+                      <m:sty m:val="p"/>
+                    </m:rPr>
+                    <m:t>e</m:t>
+                  </m:r>
+                  <m:r>
+                    <m:rPr>
+                      <m:sty m:val="p"/>
+                    </m:rPr>
+                    <m:t>c</m:t>
+                  </m:r>
+                </m:sub>
+              </m:sSub>
+            </m:e>
+          </m:d>
+          <m:r>
+            <m:rPr>
+              <m:sty m:val="p"/>
+            </m:rPr>
+            <m:t>.</m:t>
+          </m:r>
+        </m:oMath>
+      </m:oMathPara>
     </w:p>
     <w:p>
       <w:pPr>
@@ -5825,11 +6209,148 @@
       <w:pPr>
         <w:pStyle w:val="BodyText"/>
       </w:pPr>
-      <w:r>
-        <w:t xml:space="preserve">$$
-p_1\le 1024^{u-M}\sum_{j=0}^{t_{\rm dec}}{M\choose j}1023^j.
-$$</w:t>
-      </w:r>
+      <m:oMathPara>
+        <m:oMathParaPr>
+          <m:jc m:val="center"/>
+        </m:oMathParaPr>
+        <m:oMath>
+          <m:sSub>
+            <m:e>
+              <m:r>
+                <m:t>p</m:t>
+              </m:r>
+            </m:e>
+            <m:sub>
+              <m:r>
+                <m:t>1</m:t>
+              </m:r>
+            </m:sub>
+          </m:sSub>
+          <m:r>
+            <m:rPr>
+              <m:sty m:val="p"/>
+            </m:rPr>
+            <m:t>≤</m:t>
+          </m:r>
+          <m:sSup>
+            <m:e>
+              <m:r>
+                <m:t>1024</m:t>
+              </m:r>
+            </m:e>
+            <m:sup>
+              <m:r>
+                <m:t>u</m:t>
+              </m:r>
+              <m:r>
+                <m:rPr>
+                  <m:sty m:val="p"/>
+                </m:rPr>
+                <m:t>−</m:t>
+              </m:r>
+              <m:r>
+                <m:t>M</m:t>
+              </m:r>
+            </m:sup>
+          </m:sSup>
+          <m:nary>
+            <m:naryPr>
+              <m:chr m:val="∑"/>
+              <m:limLoc m:val="undOvr"/>
+              <m:subHide m:val="off"/>
+              <m:supHide m:val="off"/>
+            </m:naryPr>
+            <m:sub>
+              <m:r>
+                <m:t>j</m:t>
+              </m:r>
+              <m:r>
+                <m:rPr>
+                  <m:sty m:val="p"/>
+                </m:rPr>
+                <m:t>=</m:t>
+              </m:r>
+              <m:r>
+                <m:t>0</m:t>
+              </m:r>
+            </m:sub>
+            <m:sup>
+              <m:sSub>
+                <m:e>
+                  <m:r>
+                    <m:t>t</m:t>
+                  </m:r>
+                </m:e>
+                <m:sub>
+                  <m:r>
+                    <m:rPr>
+                      <m:sty m:val="p"/>
+                    </m:rPr>
+                    <m:t>d</m:t>
+                  </m:r>
+                  <m:r>
+                    <m:rPr>
+                      <m:sty m:val="p"/>
+                    </m:rPr>
+                    <m:t>e</m:t>
+                  </m:r>
+                  <m:r>
+                    <m:rPr>
+                      <m:sty m:val="p"/>
+                    </m:rPr>
+                    <m:t>c</m:t>
+                  </m:r>
+                </m:sub>
+              </m:sSub>
+            </m:sup>
+            <m:e>
+              <m:d>
+                <m:dPr>
+                  <m:begChr m:val="("/>
+                  <m:endChr m:val=")"/>
+                  <m:sepChr m:val=""/>
+                  <m:grow/>
+                </m:dPr>
+                <m:e>
+                  <m:f>
+                    <m:fPr>
+                      <m:type m:val="noBar"/>
+                    </m:fPr>
+                    <m:num>
+                      <m:r>
+                        <m:t>M</m:t>
+                      </m:r>
+                    </m:num>
+                    <m:den>
+                      <m:r>
+                        <m:t>j</m:t>
+                      </m:r>
+                    </m:den>
+                  </m:f>
+                </m:e>
+              </m:d>
+            </m:e>
+          </m:nary>
+          <m:sSup>
+            <m:e>
+              <m:r>
+                <m:t>1023</m:t>
+              </m:r>
+            </m:e>
+            <m:sup>
+              <m:r>
+                <m:t>j</m:t>
+              </m:r>
+            </m:sup>
+          </m:sSup>
+          <m:r>
+            <m:rPr>
+              <m:sty m:val="p"/>
+            </m:rPr>
+            <m:t>.</m:t>
+          </m:r>
+        </m:oMath>
+      </m:oMathPara>
     </w:p>
     <w:p>
       <w:pPr>
@@ -5924,9 +6445,41 @@
       <w:r>
         <w:t xml:space="preserve"> </w:t>
       </w:r>
-      <w:r>
-        <w:t xml:space="preserve">$H_{\rm flat}$</w:t>
-      </w:r>
+      <m:oMath>
+        <m:sSub>
+          <m:e>
+            <m:r>
+              <m:t>H</m:t>
+            </m:r>
+          </m:e>
+          <m:sub>
+            <m:r>
+              <m:rPr>
+                <m:sty m:val="p"/>
+              </m:rPr>
+              <m:t>f</m:t>
+            </m:r>
+            <m:r>
+              <m:rPr>
+                <m:sty m:val="p"/>
+              </m:rPr>
+              <m:t>l</m:t>
+            </m:r>
+            <m:r>
+              <m:rPr>
+                <m:sty m:val="p"/>
+              </m:rPr>
+              <m:t>a</m:t>
+            </m:r>
+            <m:r>
+              <m:rPr>
+                <m:sty m:val="p"/>
+              </m:rPr>
+              <m:t>t</m:t>
+            </m:r>
+          </m:sub>
+        </m:sSub>
+      </m:oMath>
       <w:r>
         <w:t xml:space="preserve"> </w:t>
       </w:r>
@@ -5938,12 +6491,156 @@
       <w:pPr>
         <w:pStyle w:val="BodyText"/>
       </w:pPr>
-      <w:r>
-        <w:t xml:space="preserve">$$
-\mathcal L(H_{\rm flat}\mid F=f)=\mathcal L(H_{\rm flat})
-\quad\text{for each legal }f.
-$$</w:t>
-      </w:r>
+      <m:oMathPara>
+        <m:oMathParaPr>
+          <m:jc m:val="center"/>
+        </m:oMathParaPr>
+        <m:oMath>
+          <m:r>
+            <m:rPr>
+              <m:sty m:val="p"/>
+              <m:scr m:val="script"/>
+            </m:rPr>
+            <m:t>L</m:t>
+          </m:r>
+          <m:d>
+            <m:dPr>
+              <m:begChr m:val="("/>
+              <m:endChr m:val=")"/>
+              <m:sepChr m:val=""/>
+              <m:grow/>
+            </m:dPr>
+            <m:e>
+              <m:sSub>
+                <m:e>
+                  <m:r>
+                    <m:t>H</m:t>
+                  </m:r>
+                </m:e>
+                <m:sub>
+                  <m:r>
+                    <m:rPr>
+                      <m:sty m:val="p"/>
+                    </m:rPr>
+                    <m:t>f</m:t>
+                  </m:r>
+                  <m:r>
+                    <m:rPr>
+                      <m:sty m:val="p"/>
+                    </m:rPr>
+                    <m:t>l</m:t>
+                  </m:r>
+                  <m:r>
+                    <m:rPr>
+                      <m:sty m:val="p"/>
+                    </m:rPr>
+                    <m:t>a</m:t>
+                  </m:r>
+                  <m:r>
+                    <m:rPr>
+                      <m:sty m:val="p"/>
+                    </m:rPr>
+                    <m:t>t</m:t>
+                  </m:r>
+                </m:sub>
+              </m:sSub>
+              <m:r>
+                <m:rPr>
+                  <m:sty m:val="p"/>
+                </m:rPr>
+                <m:t>∣</m:t>
+              </m:r>
+              <m:r>
+                <m:t>F</m:t>
+              </m:r>
+              <m:r>
+                <m:rPr>
+                  <m:sty m:val="p"/>
+                </m:rPr>
+                <m:t>=</m:t>
+              </m:r>
+              <m:r>
+                <m:t>f</m:t>
+              </m:r>
+            </m:e>
+          </m:d>
+          <m:r>
+            <m:rPr>
+              <m:sty m:val="p"/>
+            </m:rPr>
+            <m:t>=</m:t>
+          </m:r>
+          <m:r>
+            <m:rPr>
+              <m:sty m:val="p"/>
+              <m:scr m:val="script"/>
+            </m:rPr>
+            <m:t>L</m:t>
+          </m:r>
+          <m:d>
+            <m:dPr>
+              <m:begChr m:val="("/>
+              <m:endChr m:val=")"/>
+              <m:sepChr m:val=""/>
+              <m:grow/>
+            </m:dPr>
+            <m:e>
+              <m:sSub>
+                <m:e>
+                  <m:r>
+                    <m:t>H</m:t>
+                  </m:r>
+                </m:e>
+                <m:sub>
+                  <m:r>
+                    <m:rPr>
+                      <m:sty m:val="p"/>
+                    </m:rPr>
+                    <m:t>f</m:t>
+                  </m:r>
+                  <m:r>
+                    <m:rPr>
+                      <m:sty m:val="p"/>
+                    </m:rPr>
+                    <m:t>l</m:t>
+                  </m:r>
+                  <m:r>
+                    <m:rPr>
+                      <m:sty m:val="p"/>
+                    </m:rPr>
+                    <m:t>a</m:t>
+                  </m:r>
+                  <m:r>
+                    <m:rPr>
+                      <m:sty m:val="p"/>
+                    </m:rPr>
+                    <m:t>t</m:t>
+                  </m:r>
+                </m:sub>
+              </m:sSub>
+            </m:e>
+          </m:d>
+          <m:r>
+            <m:t> </m:t>
+          </m:r>
+          <m:r>
+            <m:rPr>
+              <m:nor/>
+              <m:sty m:val="p"/>
+            </m:rPr>
+            <m:t>for each legal </m:t>
+          </m:r>
+          <m:r>
+            <m:t>f</m:t>
+          </m:r>
+          <m:r>
+            <m:rPr>
+              <m:sty m:val="p"/>
+            </m:rPr>
+            <m:t>.</m:t>
+          </m:r>
+        </m:oMath>
+      </m:oMathPara>
     </w:p>
     <w:p>
       <w:pPr>
@@ -6836,14 +7533,265 @@
       <w:pPr>
         <w:pStyle w:val="BodyText"/>
       </w:pPr>
-      <w:r>
-        <w:t xml:space="preserve">$$
-\operatorname{Adv}_{\rm bit-CPA}(\mathcal A)
-\le \operatorname{Adv}_{\rm HBCE}(\mathcal B)
-+\operatorname{Adv}_{\rm qLPN}(\mathcal D)
-+\frac{q}{1024^N}.
-$$</w:t>
-      </w:r>
+      <m:oMathPara>
+        <m:oMathParaPr>
+          <m:jc m:val="center"/>
+        </m:oMathParaPr>
+        <m:oMath>
+          <m:sSub>
+            <m:e>
+              <m:r>
+                <m:rPr>
+                  <m:sty m:val="p"/>
+                </m:rPr>
+                <m:t>A</m:t>
+              </m:r>
+              <m:r>
+                <m:rPr>
+                  <m:sty m:val="p"/>
+                </m:rPr>
+                <m:t>d</m:t>
+              </m:r>
+              <m:r>
+                <m:rPr>
+                  <m:sty m:val="p"/>
+                </m:rPr>
+                <m:t>v</m:t>
+              </m:r>
+            </m:e>
+            <m:sub>
+              <m:r>
+                <m:rPr>
+                  <m:sty m:val="p"/>
+                </m:rPr>
+                <m:t>b</m:t>
+              </m:r>
+              <m:r>
+                <m:rPr>
+                  <m:sty m:val="p"/>
+                </m:rPr>
+                <m:t>i</m:t>
+              </m:r>
+              <m:r>
+                <m:rPr>
+                  <m:sty m:val="p"/>
+                </m:rPr>
+                <m:t>t</m:t>
+              </m:r>
+              <m:r>
+                <m:rPr>
+                  <m:sty m:val="p"/>
+                </m:rPr>
+                <m:t>−</m:t>
+              </m:r>
+              <m:r>
+                <m:t>C</m:t>
+              </m:r>
+              <m:r>
+                <m:t>P</m:t>
+              </m:r>
+              <m:r>
+                <m:t>A</m:t>
+              </m:r>
+            </m:sub>
+          </m:sSub>
+          <m:d>
+            <m:dPr>
+              <m:begChr m:val="("/>
+              <m:endChr m:val=")"/>
+              <m:sepChr m:val=""/>
+              <m:grow/>
+            </m:dPr>
+            <m:e>
+              <m:r>
+                <m:rPr>
+                  <m:sty m:val="p"/>
+                  <m:scr m:val="script"/>
+                </m:rPr>
+                <m:t>A</m:t>
+              </m:r>
+            </m:e>
+          </m:d>
+          <m:r>
+            <m:rPr>
+              <m:sty m:val="p"/>
+            </m:rPr>
+            <m:t>≤</m:t>
+          </m:r>
+          <m:sSub>
+            <m:e>
+              <m:r>
+                <m:rPr>
+                  <m:sty m:val="p"/>
+                </m:rPr>
+                <m:t>A</m:t>
+              </m:r>
+              <m:r>
+                <m:rPr>
+                  <m:sty m:val="p"/>
+                </m:rPr>
+                <m:t>d</m:t>
+              </m:r>
+              <m:r>
+                <m:rPr>
+                  <m:sty m:val="p"/>
+                </m:rPr>
+                <m:t>v</m:t>
+              </m:r>
+            </m:e>
+            <m:sub>
+              <m:r>
+                <m:rPr>
+                  <m:sty m:val="p"/>
+                </m:rPr>
+                <m:t>H</m:t>
+              </m:r>
+              <m:r>
+                <m:rPr>
+                  <m:sty m:val="p"/>
+                </m:rPr>
+                <m:t>B</m:t>
+              </m:r>
+              <m:r>
+                <m:rPr>
+                  <m:sty m:val="p"/>
+                </m:rPr>
+                <m:t>C</m:t>
+              </m:r>
+              <m:r>
+                <m:rPr>
+                  <m:sty m:val="p"/>
+                </m:rPr>
+                <m:t>E</m:t>
+              </m:r>
+            </m:sub>
+          </m:sSub>
+          <m:d>
+            <m:dPr>
+              <m:begChr m:val="("/>
+              <m:endChr m:val=")"/>
+              <m:sepChr m:val=""/>
+              <m:grow/>
+            </m:dPr>
+            <m:e>
+              <m:r>
+                <m:rPr>
+                  <m:sty m:val="p"/>
+                  <m:scr m:val="script"/>
+                </m:rPr>
+                <m:t>B</m:t>
+              </m:r>
+            </m:e>
+          </m:d>
+          <m:r>
+            <m:rPr>
+              <m:sty m:val="p"/>
+            </m:rPr>
+            <m:t>+</m:t>
+          </m:r>
+          <m:sSub>
+            <m:e>
+              <m:r>
+                <m:rPr>
+                  <m:sty m:val="p"/>
+                </m:rPr>
+                <m:t>A</m:t>
+              </m:r>
+              <m:r>
+                <m:rPr>
+                  <m:sty m:val="p"/>
+                </m:rPr>
+                <m:t>d</m:t>
+              </m:r>
+              <m:r>
+                <m:rPr>
+                  <m:sty m:val="p"/>
+                </m:rPr>
+                <m:t>v</m:t>
+              </m:r>
+            </m:e>
+            <m:sub>
+              <m:r>
+                <m:rPr>
+                  <m:sty m:val="p"/>
+                </m:rPr>
+                <m:t>q</m:t>
+              </m:r>
+              <m:r>
+                <m:rPr>
+                  <m:sty m:val="p"/>
+                </m:rPr>
+                <m:t>L</m:t>
+              </m:r>
+              <m:r>
+                <m:rPr>
+                  <m:sty m:val="p"/>
+                </m:rPr>
+                <m:t>P</m:t>
+              </m:r>
+              <m:r>
+                <m:rPr>
+                  <m:sty m:val="p"/>
+                </m:rPr>
+                <m:t>N</m:t>
+              </m:r>
+            </m:sub>
+          </m:sSub>
+          <m:d>
+            <m:dPr>
+              <m:begChr m:val="("/>
+              <m:endChr m:val=")"/>
+              <m:sepChr m:val=""/>
+              <m:grow/>
+            </m:dPr>
+            <m:e>
+              <m:r>
+                <m:rPr>
+                  <m:sty m:val="p"/>
+                  <m:scr m:val="script"/>
+                </m:rPr>
+                <m:t>D</m:t>
+              </m:r>
+            </m:e>
+          </m:d>
+          <m:r>
+            <m:rPr>
+              <m:sty m:val="p"/>
+            </m:rPr>
+            <m:t>+</m:t>
+          </m:r>
+          <m:f>
+            <m:fPr>
+              <m:type m:val="bar"/>
+            </m:fPr>
+            <m:num>
+              <m:r>
+                <m:t>q</m:t>
+              </m:r>
+            </m:num>
+            <m:den>
+              <m:sSup>
+                <m:e>
+                  <m:r>
+                    <m:t>1024</m:t>
+                  </m:r>
+                </m:e>
+                <m:sup>
+                  <m:r>
+                    <m:t>N</m:t>
+                  </m:r>
+                </m:sup>
+              </m:sSup>
+            </m:den>
+          </m:f>
+          <m:r>
+            <m:rPr>
+              <m:sty m:val="p"/>
+            </m:rPr>
+            <m:t>.</m:t>
+          </m:r>
+        </m:oMath>
+      </m:oMathPara>
     </w:p>
     <w:p>
       <w:pPr>
@@ -6855,9 +7803,41 @@
       <w:r>
         <w:t xml:space="preserve"> </w:t>
       </w:r>
-      <w:r>
-        <w:t xml:space="preserve">$\ell T_{\rm rep}$</w:t>
-      </w:r>
+      <m:oMath>
+        <m:r>
+          <m:rPr>
+            <m:sty m:val="p"/>
+          </m:rPr>
+          <m:t>ℓ</m:t>
+        </m:r>
+        <m:sSub>
+          <m:e>
+            <m:r>
+              <m:t>T</m:t>
+            </m:r>
+          </m:e>
+          <m:sub>
+            <m:r>
+              <m:rPr>
+                <m:sty m:val="p"/>
+              </m:rPr>
+              <m:t>r</m:t>
+            </m:r>
+            <m:r>
+              <m:rPr>
+                <m:sty m:val="p"/>
+              </m:rPr>
+              <m:t>e</m:t>
+            </m:r>
+            <m:r>
+              <m:rPr>
+                <m:sty m:val="p"/>
+              </m:rPr>
+              <m:t>p</m:t>
+            </m:r>
+          </m:sub>
+        </m:sSub>
+      </m:oMath>
       <w:r>
         <w:t xml:space="preserve"> </w:t>
       </w:r>
@@ -7811,7 +8791,13 @@
             <m:rPr>
               <m:sty m:val="p"/>
             </m:rPr>
-            <m:t>Pr</m:t>
+            <m:t>P</m:t>
+          </m:r>
+          <m:r>
+            <m:rPr>
+              <m:sty m:val="p"/>
+            </m:rPr>
+            <m:t>r</m:t>
           </m:r>
           <m:d>
             <m:dPr>

--- a/manuscript/SG_DIFRA_REVISED.docx
+++ b/manuscript/SG_DIFRA_REVISED.docx
@@ -10677,6 +10677,177 @@
       </w:r>
     </w:p>
     <w:bookmarkEnd w:id="41"/>
+    <w:bookmarkStart w:id="45" w:name="X11f8ddbc53887857df141ef0a7699a875e0d5a4"/>
+    <w:p>
+      <w:pPr>
+        <w:pStyle w:val="Heading1"/>
+      </w:pPr>
+      <w:r>
+        <w:t xml:space="preserve">Appendix C. October 2026 Round-8 follow-up: public low-width global witness recovery</w:t>
+      </w:r>
+    </w:p>
+    <w:p>
+      <w:pPr>
+        <w:pStyle w:val="FirstParagraph"/>
+      </w:pPr>
+      <w:r>
+        <w:rPr>
+          <w:bCs/>
+          <w:b/>
+        </w:rPr>
+        <w:t xml:space="preserve">Archival status of this manuscript:</w:t>
+      </w:r>
+      <w:r>
+        <w:t xml:space="preserve"> </w:t>
+      </w:r>
+      <w:r>
+        <w:t xml:space="preserve">This shorter revision records the earlier SG-DIFRA iterations; it should not be described as an actively secure NCSG-only KEM. The authoritative active research treatment is</w:t>
+      </w:r>
+      <w:r>
+        <w:t xml:space="preserve"> </w:t>
+      </w:r>
+      <w:hyperlink r:id="rId42">
+        <w:r>
+          <w:rPr>
+            <w:rStyle w:val="Hyperlink"/>
+          </w:rPr>
+          <w:t xml:space="preserve">SG-DIFRA NCSG-only draft</w:t>
+        </w:r>
+      </w:hyperlink>
+      <w:r>
+        <w:t xml:space="preserve">, Section 12.9, and the</w:t>
+      </w:r>
+      <w:r>
+        <w:t xml:space="preserve"> </w:t>
+      </w:r>
+      <w:hyperlink r:id="rId43">
+        <w:r>
+          <w:rPr>
+            <w:rStyle w:val="Hyperlink"/>
+          </w:rPr>
+          <w:t xml:space="preserve">Round-8 exact attack ledger</w:t>
+        </w:r>
+      </w:hyperlink>
+      <w:r>
+        <w:t xml:space="preserve">.</w:t>
+      </w:r>
+    </w:p>
+    <w:p>
+      <w:pPr>
+        <w:pStyle w:val="BodyText"/>
+      </w:pPr>
+      <w:r>
+        <w:t xml:space="preserve">In Round 7 the original ternary local source predicate was shown publicly invertible under its full-table evaluation model, so it is</w:t>
+      </w:r>
+      <w:r>
+        <w:t xml:space="preserve"> </w:t>
+      </w:r>
+      <w:r>
+        <w:rPr>
+          <w:bCs/>
+          <w:b/>
+        </w:rPr>
+        <w:t xml:space="preserve">not</w:t>
+      </w:r>
+      <w:r>
+        <w:t xml:space="preserve"> </w:t>
+      </w:r>
+      <w:r>
+        <w:t xml:space="preserve">a cryptographic trapdoor. Round 8 establishes a further structural attack boundary for</w:t>
+      </w:r>
+      <w:r>
+        <w:t xml:space="preserve"> </w:t>
+      </w:r>
+      <w:r>
+        <w:rPr>
+          <w:iCs/>
+          <w:i/>
+        </w:rPr>
+        <w:t xml:space="preserve">global overlapping</w:t>
+      </w:r>
+      <w:r>
+        <w:t xml:space="preserve"> </w:t>
+      </w:r>
+      <w:r>
+        <w:t xml:space="preserve">public ternary constraints. With known public scopes and explicit public relation tables, bucket elimination recovers a global solution or exactly detects inconsistency in time polynomial in input length times</w:t>
+      </w:r>
+      <w:r>
+        <w:t xml:space="preserve"> </w:t>
+      </w:r>
+      <m:oMath>
+        <m:sSup>
+          <m:e>
+            <m:r>
+              <m:t>3</m:t>
+            </m:r>
+          </m:e>
+          <m:sup>
+            <m:r>
+              <m:t>w</m:t>
+            </m:r>
+            <m:r>
+              <m:rPr>
+                <m:sty m:val="p"/>
+              </m:rPr>
+              <m:t>+</m:t>
+            </m:r>
+            <m:r>
+              <m:t>1</m:t>
+            </m:r>
+          </m:sup>
+        </m:sSup>
+      </m:oMath>
+      <w:r>
+        <w:t xml:space="preserve">, where</w:t>
+      </w:r>
+      <w:r>
+        <w:t xml:space="preserve"> </w:t>
+      </w:r>
+      <m:oMath>
+        <m:r>
+          <m:t>w</m:t>
+        </m:r>
+      </m:oMath>
+      <w:r>
+        <w:t xml:space="preserve"> </w:t>
+      </w:r>
+      <w:r>
+        <w:t xml:space="preserve">is the induced width of the public primal graph. A public CSP distribution with logarithmic width therefore cannot rest its one-wayness on overlap alone. This classical CSP theorem is not presented as original new mathematics, an attack on every possible high-width construction, a measured bound on the historical full protocol’s incidence topology, or a KEM IND-CCA break.</w:t>
+      </w:r>
+    </w:p>
+    <w:p>
+      <w:pPr>
+        <w:pStyle w:val="BodyText"/>
+      </w:pPr>
+      <w:hyperlink r:id="rId44">
+        <w:r>
+          <w:rPr>
+            <w:rStyle w:val="Hyperlink"/>
+          </w:rPr>
+          <w:t xml:space="preserve">Executable deterministic public-only tests</w:t>
+        </w:r>
+      </w:hyperlink>
+      <w:r>
+        <w:t xml:space="preserve"> </w:t>
+      </w:r>
+      <w:r>
+        <w:t xml:space="preserve">cover independently brute-forced CSPs and genuinely overlapping R1/R2/R3 source-local geometries. They cannot validate cryptographic bit-security or quantum hardness. No complete NCSG-only secure redesign or three certified parameter sets currently exists; Round 8 has</w:t>
+      </w:r>
+      <w:r>
+        <w:t xml:space="preserve"> </w:t>
+      </w:r>
+      <w:r>
+        <w:rPr>
+          <w:bCs/>
+          <w:b/>
+        </w:rPr>
+        <w:t xml:space="preserve">no formal KEM security closure</w:t>
+      </w:r>
+      <w:r>
+        <w:t xml:space="preserve">, and the 2027 conference deadline had already elapsed by this update.</w:t>
+      </w:r>
+    </w:p>
+    <w:bookmarkEnd w:id="45"/>
     <w:sectPr/>
   </w:body>
 </w:document>

--- a/manuscript/SG_DIFRA_REVISED.docx
+++ b/manuscript/SG_DIFRA_REVISED.docx
@@ -190,6 +190,90 @@
       </w:r>
       <w:r>
         <w:t xml:space="preserve">2026</w:t>
+      </w:r>
+    </w:p>
+    <w:p>
+      <w:pPr>
+        <w:pStyle w:val="BlockText"/>
+      </w:pPr>
+      <w:r>
+        <w:rPr>
+          <w:bCs/>
+          <w:b/>
+        </w:rPr>
+        <w:t xml:space="preserve">Archival and branch notice.</w:t>
+      </w:r>
+      <w:r>
+        <w:t xml:space="preserve"> </w:t>
+      </w:r>
+      <w:r>
+        <w:t xml:space="preserve">This is a retained short historical cryptanalysis draft, not the authoritative current publication source. The</w:t>
+      </w:r>
+      <w:r>
+        <w:t xml:space="preserve"> </w:t>
+      </w:r>
+      <w:hyperlink r:id="rId20">
+        <w:r>
+          <w:rPr>
+            <w:rStyle w:val="Hyperlink"/>
+          </w:rPr>
+          <w:t xml:space="preserve">active Round-8 manuscript</w:t>
+        </w:r>
+      </w:hyperlink>
+      <w:r>
+        <w:t xml:space="preserve"> </w:t>
+      </w:r>
+      <w:r>
+        <w:t xml:space="preserve">and generated</w:t>
+      </w:r>
+      <w:r>
+        <w:t xml:space="preserve"> </w:t>
+      </w:r>
+      <w:hyperlink r:id="rId21">
+        <w:r>
+          <w:rPr>
+            <w:rStyle w:val="Hyperlink"/>
+          </w:rPr>
+          <w:t xml:space="preserve">PDF</w:t>
+        </w:r>
+      </w:hyperlink>
+      <w:r>
+        <w:t xml:space="preserve"> </w:t>
+      </w:r>
+      <w:r>
+        <w:t xml:space="preserve">/</w:t>
+      </w:r>
+      <w:r>
+        <w:t xml:space="preserve"> </w:t>
+      </w:r>
+      <w:hyperlink r:id="rId22">
+        <w:r>
+          <w:rPr>
+            <w:rStyle w:val="Hyperlink"/>
+          </w:rPr>
+          <w:t xml:space="preserve">Word</w:t>
+        </w:r>
+      </w:hyperlink>
+      <w:r>
+        <w:t xml:space="preserve"> </w:t>
+      </w:r>
+      <w:r>
+        <w:t xml:space="preserve">on the repository’s sole official</w:t>
+      </w:r>
+      <w:r>
+        <w:t xml:space="preserve"> </w:t>
+      </w:r>
+      <w:r>
+        <w:rPr>
+          <w:rStyle w:val="VerbatimChar"/>
+        </w:rPr>
+        <w:t xml:space="preserve">main</w:t>
+      </w:r>
+      <w:r>
+        <w:t xml:space="preserve"> </w:t>
+      </w:r>
+      <w:r>
+        <w:t xml:space="preserve">branch contain the complete cumulative treatment. The archived GRS/noisy-linear construction has no certified security levels.</w:t>
       </w:r>
     </w:p>
     <w:p>
@@ -226,7 +310,7 @@
         <w:t xml:space="preserve">a security certificate, a proof that MDS-HBCE or q-ary LPN is hard, or a valid claim of 128-, 192-, or 256-bit IND-CCA security. A complete reference implementation and independently reviewed concrete estimates are absent. The source paper is preserved conceptually in the sections below, with newly identified caveats and theorems made explicit.</w:t>
       </w:r>
     </w:p>
-    <w:bookmarkStart w:id="20" w:name="abstract"/>
+    <w:bookmarkStart w:id="23" w:name="abstract"/>
     <w:p>
       <w:pPr>
         <w:pStyle w:val="Heading1"/>
@@ -240,7 +324,7 @@
         <w:pStyle w:val="FirstParagraph"/>
       </w:pPr>
       <w:r>
-        <w:t xml:space="preserve">SG-DIFRA is an attack-driven experimental key-encapsulation proposal constructed by separating public nonlinear constraint-system geometry (NCSG), secret incidence, and a hidden generalized Reed–Solomon (GRS) label system. Its earlier Boolean-fiber design leaked period-pair linear relations; dense labeling removed those relations but did not protect a shared planted secret; secret incidence repaired public-fiber correlation but an initial low-noise binary ciphertext was broken by nearly clean information sets and low-weight hidden-code dependencies. The current large-field version employs symbols from</w:t>
+        <w:t xml:space="preserve">SG-DIFRA is an attack-driven experimental key-encapsulation proposal constructed by separating public nonlinear constraint-system geometry (NCSG), secret incidence, and a hidden generalized Reed–Solomon (GRS) label system. Its earlier Boolean-fiber design leaked period-pair linear relations; dense labeling removed those relations but did not protect a shared planted secret; secret incidence repaired public-fiber correlation but an initial low-noise binary ciphertext was broken by nearly clean information sets and low-weight hidden-code dependencies. The archived large-field iteration employs symbols from</w:t>
       </w:r>
       <w:r>
         <w:t xml:space="preserve"> </w:t>
@@ -448,8 +532,8 @@
         <w:t xml:space="preserve">nonlinear constraints; finite differences; key encapsulation; Reed–Solomon; noisy linear equations; cryptanalysis; correctness bounds; quantum random oracle model.</w:t>
       </w:r>
     </w:p>
-    <w:bookmarkEnd w:id="20"/>
-    <w:bookmarkStart w:id="21" w:name="context-definitions-and-threat-model"/>
+    <w:bookmarkEnd w:id="23"/>
+    <w:bookmarkStart w:id="24" w:name="context-definitions-and-threat-model"/>
     <w:p>
       <w:pPr>
         <w:pStyle w:val="Heading1"/>
@@ -887,8 +971,8 @@
         <w:t xml:space="preserve">The adversary sees the entire public key, including all supports, predicates, target values, fiber sets, dense field labels, profile constants, and ciphertexts. A chosen-ciphertext adversary may make decapsulation queries subject to the standard challenge-ciphertext restriction. Reference security must consider attacks on the full frozen distribution, including hybrid structure, generalized birthday search, hidden-subspace recovery, large-field noisy-linear decoding, adaptive multi-target attacks, and quantum algorithms. A named work factor for a single attack is not a security lower bound.</w:t>
       </w:r>
     </w:p>
-    <w:bookmarkEnd w:id="21"/>
-    <w:bookmarkStart w:id="25" w:name="Xfef510034e7cb99f97c3e13b0937853e12e9301"/>
+    <w:bookmarkEnd w:id="24"/>
+    <w:bookmarkStart w:id="28" w:name="Xfef510034e7cb99f97c3e13b0937853e12e9301"/>
     <w:p>
       <w:pPr>
         <w:pStyle w:val="Heading1"/>
@@ -897,7 +981,7 @@
         <w:t xml:space="preserve">2. Construction history and confirmed attacks</w:t>
       </w:r>
     </w:p>
-    <w:bookmarkStart w:id="22" w:name="boolean-period-attack"/>
+    <w:bookmarkStart w:id="25" w:name="boolean-period-attack"/>
     <w:p>
       <w:pPr>
         <w:pStyle w:val="Heading2"/>
@@ -1375,8 +1459,8 @@
         <w:t xml:space="preserve">in characteristic two. A noisy four-row test distinguishes planted ciphertexts. Publishing complete one-hot fibers also creates low-weight subset-sum collisions. These are genuine attacks, not merely proof limitations.</w:t>
       </w:r>
     </w:p>
-    <w:bookmarkEnd w:id="22"/>
-    <w:bookmarkStart w:id="23" w:name="changes-in-the-intermediate-designs"/>
+    <w:bookmarkEnd w:id="25"/>
+    <w:bookmarkStart w:id="26" w:name="changes-in-the-intermediate-designs"/>
     <w:p>
       <w:pPr>
         <w:pStyle w:val="Heading2"/>
@@ -1409,8 +1493,8 @@
         <w:t xml:space="preserve">independent hidden selections, eliminating this particular correlation.</w:t>
       </w:r>
     </w:p>
-    <w:bookmarkEnd w:id="23"/>
-    <w:bookmarkStart w:id="24" w:name="X19cce0a1cbc868c19d85943f1f96d3a071d8bed"/>
+    <w:bookmarkEnd w:id="26"/>
+    <w:bookmarkStart w:id="27" w:name="X19cce0a1cbc868c19d85943f1f96d3a071d8bed"/>
     <w:p>
       <w:pPr>
         <w:pStyle w:val="Heading2"/>
@@ -1570,9 +1654,9 @@
         <w:t xml:space="preserve">. Neither assertion rules out more efficient algorithms.</w:t>
       </w:r>
     </w:p>
-    <w:bookmarkEnd w:id="24"/>
-    <w:bookmarkEnd w:id="25"/>
-    <w:bookmarkStart w:id="26" w:name="ncsg-worst-case-mathematics"/>
+    <w:bookmarkEnd w:id="27"/>
+    <w:bookmarkEnd w:id="28"/>
+    <w:bookmarkStart w:id="29" w:name="ncsg-worst-case-mathematics"/>
     <w:p>
       <w:pPr>
         <w:pStyle w:val="Heading1"/>
@@ -2851,8 +2935,8 @@
         <w:t xml:space="preserve">. The representation has polynomial description only where the table itself has polynomial size.</w:t>
       </w:r>
     </w:p>
-    <w:bookmarkEnd w:id="26"/>
-    <w:bookmarkStart w:id="27" w:name="Xb46808b62d745b644fee1c2bb48108bcf4cbf84"/>
+    <w:bookmarkEnd w:id="29"/>
+    <w:bookmarkStart w:id="30" w:name="Xb46808b62d745b644fee1c2bb48108bcf4cbf84"/>
     <w:p>
       <w:pPr>
         <w:pStyle w:val="Heading1"/>
@@ -4309,14 +4393,14 @@
         <w:t xml:space="preserve">All of these statements are unconditional finite-field mathematics; their proof gives no noisy-encryption pseudorandomness claim.</w:t>
       </w:r>
     </w:p>
-    <w:bookmarkEnd w:id="27"/>
-    <w:bookmarkStart w:id="29" w:name="current-hidden-mds-label-construction"/>
+    <w:bookmarkEnd w:id="30"/>
+    <w:bookmarkStart w:id="32" w:name="X4adec4b6b083c4a9c4b47794c4ad42675245d65"/>
     <w:p>
       <w:pPr>
         <w:pStyle w:val="Heading1"/>
       </w:pPr>
       <w:r>
-        <w:t xml:space="preserve">5. Current hidden-MDS label construction</w:t>
+        <w:t xml:space="preserve">5. Archived hidden-MDS label construction (historical; not the active KEM)</w:t>
       </w:r>
     </w:p>
     <w:p>
@@ -5650,7 +5734,7 @@
         <w:t xml:space="preserve">.</w:t>
       </w:r>
     </w:p>
-    <w:bookmarkStart w:id="28" w:name="exact-noise-and-bit-encryption"/>
+    <w:bookmarkStart w:id="31" w:name="exact-noise-and-bit-encryption"/>
     <w:p>
       <w:pPr>
         <w:pStyle w:val="Heading2"/>
@@ -6377,9 +6461,9 @@
         <w:t xml:space="preserve">times that tail.</w:t>
       </w:r>
     </w:p>
-    <w:bookmarkEnd w:id="28"/>
-    <w:bookmarkEnd w:id="29"/>
-    <w:bookmarkStart w:id="30" w:name="Xe5069c9f2699e9336c8a98a760eaf225f3a759b"/>
+    <w:bookmarkEnd w:id="31"/>
+    <w:bookmarkEnd w:id="32"/>
+    <w:bookmarkStart w:id="33" w:name="Xe5069c9f2699e9336c8a98a760eaf225f3a759b"/>
     <w:p>
       <w:pPr>
         <w:pStyle w:val="Heading1"/>
@@ -7175,8 +7259,8 @@
         <w:t xml:space="preserve">The theorem does not break MDS-HBCE or q-ary LPN; instead it proves the purported NCSG hardness is not exercised by the cryptographic channel. An actual NCSG-hard KEM would require a new coupling between the finite-difference distribution and hidden labels, plus new average-case and chosen-ciphertext analyses. Merely asserting NCSG-DS NP-completeness cannot supply that coupling. The public NCSG material can therefore be described as a mathematically exact, cryptographically redundant indexing layer.</w:t>
       </w:r>
     </w:p>
-    <w:bookmarkEnd w:id="30"/>
-    <w:bookmarkStart w:id="31" w:name="X42db42398619252b2f8ef4f17ef780a94fcd392"/>
+    <w:bookmarkEnd w:id="33"/>
+    <w:bookmarkStart w:id="34" w:name="X42db42398619252b2f8ef4f17ef780a94fcd392"/>
     <w:p>
       <w:pPr>
         <w:pStyle w:val="Heading1"/>
@@ -7845,8 +7929,8 @@
         <w:t xml:space="preserve">fresh copies under one fixed public key; a standard telescoping hybrid incurs at most that many one-bit terms, with resource overhead that must be recorded in any concrete certificate.</w:t>
       </w:r>
     </w:p>
-    <w:bookmarkEnd w:id="31"/>
-    <w:bookmarkStart w:id="33" w:name="X36dd7453623bd66905116c900541c1092c82687"/>
+    <w:bookmarkEnd w:id="34"/>
+    <w:bookmarkStart w:id="36" w:name="X36dd7453623bd66905116c900541c1092c82687"/>
     <w:p>
       <w:pPr>
         <w:pStyle w:val="Heading1"/>
@@ -7937,7 +8021,7 @@
         <w:t xml:space="preserve">provided by assuming the transform conclusion. Consequently this draft makes no unconditional end-to-end QROM claim.</w:t>
       </w:r>
     </w:p>
-    <w:bookmarkStart w:id="32" w:name="grover-and-message-space-limits"/>
+    <w:bookmarkStart w:id="35" w:name="grover-and-message-space-limits"/>
     <w:p>
       <w:pPr>
         <w:pStyle w:val="Heading2"/>
@@ -8016,9 +8100,9 @@
         <w:t xml:space="preserve">, not complete post-quantum security levels.</w:t>
       </w:r>
     </w:p>
-    <w:bookmarkEnd w:id="32"/>
-    <w:bookmarkEnd w:id="33"/>
-    <w:bookmarkStart w:id="34" w:name="fixed-field-scaling-obstruction"/>
+    <w:bookmarkEnd w:id="35"/>
+    <w:bookmarkEnd w:id="36"/>
+    <w:bookmarkStart w:id="37" w:name="fixed-field-scaling-obstruction"/>
     <w:p>
       <w:pPr>
         <w:pStyle w:val="Heading1"/>
@@ -8529,8 +8613,8 @@
         <w:t xml:space="preserve">hardness assumptions as uniform ensembles. A growing field may change attack costs and distributional properties; security does not follow merely from lifting the capacity limit.</w:t>
       </w:r>
     </w:p>
-    <w:bookmarkEnd w:id="34"/>
-    <w:bookmarkStart w:id="35" w:name="re-evaluation-of-concrete-attacks"/>
+    <w:bookmarkEnd w:id="37"/>
+    <w:bookmarkStart w:id="38" w:name="re-evaluation-of-concrete-attacks"/>
     <w:p>
       <w:pPr>
         <w:pStyle w:val="Heading1"/>
@@ -8995,8 +9079,8 @@
         <w:t xml:space="preserve">The union bound does not address high-weight relations or non-linear distinguishers. Exact finite arithmetic and toy regressions are stored in `formal-verification-and-mathematical-proofs/`.</w:t>
       </w:r>
     </w:p>
-    <w:bookmarkEnd w:id="35"/>
-    <w:bookmarkStart w:id="36" w:name="three-research-profiles"/>
+    <w:bookmarkEnd w:id="38"/>
+    <w:bookmarkStart w:id="39" w:name="three-research-profiles"/>
     <w:p>
       <w:pPr>
         <w:pStyle w:val="Heading1"/>
@@ -10226,8 +10310,8 @@
         <w:t xml:space="preserve">are identifiers, not certified bit-security. The clean-basis row reports exactly one method. The message-failure row is derived from idealized independent noise and bounded-distance decoding, not an execution-tested failure estimate. These profiles also have very large public keys and ciphertexts by contemporary KEM standards.</w:t>
       </w:r>
     </w:p>
-    <w:bookmarkEnd w:id="36"/>
-    <w:bookmarkStart w:id="37" w:name="Xcd158b9d3f06b4a07edfd0a58591f1d8a4791da"/>
+    <w:bookmarkEnd w:id="39"/>
+    <w:bookmarkStart w:id="40" w:name="Xcd158b9d3f06b4a07edfd0a58591f1d8a4791da"/>
     <w:p>
       <w:pPr>
         <w:pStyle w:val="Heading1"/>
@@ -10290,8 +10374,8 @@
         <w:t xml:space="preserve">A publication-ready new cryptographic claim would require at least: an executable, byte-exact KEM implementation; independent cryptanalysis of the full public-label distribution and noisy sample problem; reproducible estimators including quantum work, depth and memory; a sound asymptotic parameter family; a complete QROM reduction with explicit concrete losses; a venue-compliant anonymous submission; and explicit treatment of computational/memory cost, malformed ciphertexts, fault and side-channel behavior.</w:t>
       </w:r>
     </w:p>
-    <w:bookmarkEnd w:id="37"/>
-    <w:bookmarkStart w:id="38" w:name="conclusion"/>
+    <w:bookmarkEnd w:id="40"/>
+    <w:bookmarkStart w:id="41" w:name="conclusion"/>
     <w:p>
       <w:pPr>
         <w:pStyle w:val="Heading1"/>
@@ -10321,8 +10405,8 @@
         <w:t xml:space="preserve">, not a formally verified post-quantum KEM. Any security promotion needs new mathematics and independent cryptanalysis, not a change of adjectives.</w:t>
       </w:r>
     </w:p>
-    <w:bookmarkEnd w:id="38"/>
-    <w:bookmarkStart w:id="39" w:name="references"/>
+    <w:bookmarkEnd w:id="41"/>
+    <w:bookmarkStart w:id="42" w:name="references"/>
     <w:p>
       <w:pPr>
         <w:pStyle w:val="Heading1"/>
@@ -10614,8 +10698,8 @@
         <w:t xml:space="preserve">, author-provided 26-page PDF, October 2026.</w:t>
       </w:r>
     </w:p>
-    <w:bookmarkEnd w:id="39"/>
-    <w:bookmarkStart w:id="40" w:name="Xc49e99b3b77675231c28d7331b6e63f200684e1"/>
+    <w:bookmarkEnd w:id="42"/>
+    <w:bookmarkStart w:id="43" w:name="Xc49e99b3b77675231c28d7331b6e63f200684e1"/>
     <w:p>
       <w:pPr>
         <w:pStyle w:val="Heading1"/>
@@ -10645,8 +10729,8 @@
         <w:t xml:space="preserve">.</w:t>
       </w:r>
     </w:p>
-    <w:bookmarkEnd w:id="40"/>
-    <w:bookmarkStart w:id="41" w:name="appendix-b.-submission-caution"/>
+    <w:bookmarkEnd w:id="43"/>
+    <w:bookmarkStart w:id="44" w:name="appendix-b.-submission-caution"/>
     <w:p>
       <w:pPr>
         <w:pStyle w:val="Heading1"/>
@@ -10676,8 +10760,8 @@
         <w:t xml:space="preserve">. For a future double-blind venue, apply the current published formatting, author-identification, repository and AI-use rules; do not upload the named version as an anonymous submission. Verify all bibliographic records directly from publishers before submission.</w:t>
       </w:r>
     </w:p>
-    <w:bookmarkEnd w:id="41"/>
-    <w:bookmarkStart w:id="45" w:name="X11f8ddbc53887857df141ef0a7699a875e0d5a4"/>
+    <w:bookmarkEnd w:id="44"/>
+    <w:bookmarkStart w:id="47" w:name="X11f8ddbc53887857df141ef0a7699a875e0d5a4"/>
     <w:p>
       <w:pPr>
         <w:pStyle w:val="Heading1"/>
@@ -10706,7 +10790,7 @@
       <w:r>
         <w:t xml:space="preserve"> </w:t>
       </w:r>
-      <w:hyperlink r:id="rId42">
+      <w:hyperlink r:id="rId20">
         <w:r>
           <w:rPr>
             <w:rStyle w:val="Hyperlink"/>
@@ -10720,7 +10804,7 @@
       <w:r>
         <w:t xml:space="preserve"> </w:t>
       </w:r>
-      <w:hyperlink r:id="rId43">
+      <w:hyperlink r:id="rId45">
         <w:r>
           <w:rPr>
             <w:rStyle w:val="Hyperlink"/>
@@ -10819,7 +10903,7 @@
       <w:pPr>
         <w:pStyle w:val="BodyText"/>
       </w:pPr>
-      <w:hyperlink r:id="rId44">
+      <w:hyperlink r:id="rId46">
         <w:r>
           <w:rPr>
             <w:rStyle w:val="Hyperlink"/>
@@ -10847,7 +10931,7 @@
         <w:t xml:space="preserve">, and the 2027 conference deadline had already elapsed by this update.</w:t>
       </w:r>
     </w:p>
-    <w:bookmarkEnd w:id="45"/>
+    <w:bookmarkEnd w:id="47"/>
     <w:sectPr/>
   </w:body>
 </w:document>

--- a/manuscript/SG_DIFRA_REVISED.docx
+++ b/manuscript/SG_DIFRA_REVISED.docx
@@ -123,7 +123,7 @@
         <w:t xml:space="preserve"> </w:t>
       </w:r>
       <w:r>
-        <w:t xml:space="preserve">10</w:t>
+        <w:t xml:space="preserve">11</w:t>
       </w:r>
       <w:r>
         <w:t xml:space="preserve"> </w:t>
@@ -177,7 +177,7 @@
         <w:pStyle w:val="Date"/>
       </w:pPr>
       <w:r>
-        <w:t xml:space="preserve">10</w:t>
+        <w:t xml:space="preserve">11</w:t>
       </w:r>
       <w:r>
         <w:t xml:space="preserve"> </w:t>
@@ -5369,7 +5369,7 @@
         </m:d>
       </m:oMath>
       <w:r>
-        <w:t xml:space="preserve">. All public row labels initially are sampled independently and uniformly from</w:t>
+        <w:t xml:space="preserve">. All public row labels initially are sampled independently and uniformly from the nonzero vectors of</w:t>
       </w:r>
       <w:r>
         <w:t xml:space="preserve"> </w:t>
@@ -5387,27 +5387,6 @@
             </m:r>
           </m:sup>
         </m:sSup>
-        <m:r>
-          <m:rPr>
-            <m:sty m:val="p"/>
-          </m:rPr>
-          <m:t>\</m:t>
-        </m:r>
-        <m:r>
-          <m:rPr>
-            <m:sty m:val="p"/>
-          </m:rPr>
-          <m:t>{</m:t>
-        </m:r>
-        <m:r>
-          <m:t>0</m:t>
-        </m:r>
-        <m:r>
-          <m:rPr>
-            <m:sty m:val="p"/>
-          </m:rPr>
-          <m:t>}</m:t>
-        </m:r>
       </m:oMath>
       <w:r>
         <w:t xml:space="preserve">. In each good bucket replace exactly one label with</w:t>
@@ -6052,19 +6031,28 @@
             </m:rPr>
             <m:t>=</m:t>
           </m:r>
+          <m:r>
+            <m:rPr>
+              <m:sty m:val="p"/>
+            </m:rPr>
+            <m:t>floor</m:t>
+          </m:r>
           <m:d>
             <m:dPr>
-              <m:begChr m:val="⌊"/>
-              <m:endChr m:val="⌋"/>
+              <m:begChr m:val="("/>
+              <m:endChr m:val=")"/>
               <m:sepChr m:val=""/>
               <m:grow/>
             </m:dPr>
             <m:e>
-              <m:f>
-                <m:fPr>
-                  <m:type m:val="bar"/>
-                </m:fPr>
-                <m:num>
+              <m:d>
+                <m:dPr>
+                  <m:begChr m:val="("/>
+                  <m:endChr m:val=")"/>
+                  <m:sepChr m:val=""/>
+                  <m:grow/>
+                </m:dPr>
+                <m:e>
                   <m:r>
                     <m:t>M</m:t>
                   </m:r>
@@ -6077,13 +6065,17 @@
                   <m:r>
                     <m:t>u</m:t>
                   </m:r>
-                </m:num>
-                <m:den>
-                  <m:r>
-                    <m:t>2</m:t>
-                  </m:r>
-                </m:den>
-              </m:f>
+                </m:e>
+              </m:d>
+              <m:r>
+                <m:rPr>
+                  <m:sty m:val="p"/>
+                </m:rPr>
+                <m:t>/</m:t>
+              </m:r>
+              <m:r>
+                <m:t>2</m:t>
+              </m:r>
             </m:e>
           </m:d>
           <m:r>
@@ -9076,7 +9068,19 @@
         <w:pStyle w:val="FirstParagraph"/>
       </w:pPr>
       <w:r>
-        <w:t xml:space="preserve">The union bound does not address high-weight relations or non-linear distinguishers. Exact finite arithmetic and toy regressions are stored in `formal-verification-and-mathematical-proofs/`.</w:t>
+        <w:t xml:space="preserve">The union bound does not address high-weight relations or non-linear distinguishers. Exact finite arithmetic and toy regressions are stored in</w:t>
+      </w:r>
+      <w:r>
+        <w:t xml:space="preserve"> </w:t>
+      </w:r>
+      <w:r>
+        <w:rPr>
+          <w:rStyle w:val="VerbatimChar"/>
+        </w:rPr>
+        <w:t xml:space="preserve">formal-verification-and-mathematical-proofs/</w:t>
+      </w:r>
+      <w:r>
+        <w:t xml:space="preserve">.</w:t>
       </w:r>
     </w:p>
     <w:bookmarkEnd w:id="38"/>
@@ -10713,7 +10717,34 @@
         <w:pStyle w:val="FirstParagraph"/>
       </w:pPr>
       <w:r>
-        <w:t xml:space="preserve">Run `python formal-verification-and-mathematical-proofs/test_sg_difra.py` and `python formal-verification-and-mathematical-proofs/profile_bounds.py`. A passing run is evidence only for the printed fixtures and calculations. The project status is</w:t>
+        <w:t xml:space="preserve">Run</w:t>
+      </w:r>
+      <w:r>
+        <w:t xml:space="preserve"> </w:t>
+      </w:r>
+      <w:r>
+        <w:rPr>
+          <w:rStyle w:val="VerbatimChar"/>
+        </w:rPr>
+        <w:t xml:space="preserve">python formal-verification-and-mathematical-proofs/test_sg_difra.py</w:t>
+      </w:r>
+      <w:r>
+        <w:t xml:space="preserve"> </w:t>
+      </w:r>
+      <w:r>
+        <w:t xml:space="preserve">and</w:t>
+      </w:r>
+      <w:r>
+        <w:t xml:space="preserve"> </w:t>
+      </w:r>
+      <w:r>
+        <w:rPr>
+          <w:rStyle w:val="VerbatimChar"/>
+        </w:rPr>
+        <w:t xml:space="preserve">python formal-verification-and-mathematical-proofs/profile_bounds.py</w:t>
+      </w:r>
+      <w:r>
+        <w:t xml:space="preserve">. A passing run is evidence only for the printed fixtures and calculations. The project status is</w:t>
       </w:r>
       <w:r>
         <w:t xml:space="preserve"> </w:t>
@@ -10932,6 +10963,32 @@
       </w:r>
     </w:p>
     <w:bookmarkEnd w:id="47"/>
+    <w:bookmarkStart w:id="48" w:name="appendix-d.-follow-up-on-11-october-2026"/>
+    <w:p>
+      <w:pPr>
+        <w:pStyle w:val="Heading1"/>
+      </w:pPr>
+      <w:r>
+        <w:t xml:space="preserve">Appendix D. Follow-up on 11 October 2026</w:t>
+      </w:r>
+    </w:p>
+    <w:p>
+      <w:pPr>
+        <w:pStyle w:val="FirstParagraph"/>
+      </w:pPr>
+      <w:r>
+        <w:t xml:space="preserve">The active manuscript now proves public local inversion through an evaluation interface whenever the nonlinear table size is polynomial, plus exact uniform fiber sampling. For the precisely specified attempted wrapper that samples uniform inputs and publishes only the local function output, correctness forces efficient public session-key recovery up to the quantified error terms. A separate public global-shift theorem gives source-form families of unbounded primal width that still admit polynomial witness recovery. These statements have distinct hypotheses and do not break every possible global KEM.</w:t>
+      </w:r>
+    </w:p>
+    <w:p>
+      <w:pPr>
+        <w:pStyle w:val="BodyText"/>
+      </w:pPr>
+      <w:r>
+        <w:t xml:space="preserve">The active document contains the full proofs as Theorem 4.8, Corollaries 4.8a–b and Theorem 12.10, with accompanying reproducible scripts. A dictionary-order bug in the Round-6 attack was repaired with a failing-then-passing regression. The three historical profiles still have no established security levels; no secure replacement KEM or machine-checked KEM-security proof is claimed. This short document remains historical context.</w:t>
+      </w:r>
+    </w:p>
+    <w:bookmarkEnd w:id="48"/>
     <w:sectPr/>
   </w:body>
 </w:document>
